--- a/tests/fixtures/docx-authored/fpzg--final--prijediplomski--neuredan.docx
+++ b/tests/fixtures/docx-authored/fpzg--final--prijediplomski--neuredan.docx
@@ -58,7 +58,7 @@
       <w:pPr>
         <w:pStyle w:val="BodyText"/>
         <w:bidi w:val="0"/>
-        <w:spacing w:lineRule="auto" w:line="360" w:before="0" w:after="120"/>
+        <w:spacing w:lineRule="auto" w:line="240" w:before="0" w:after="340"/>
         <w:jc w:val="both"/>
         <w:rPr/>
       </w:pPr>
@@ -83,7 +83,7 @@
       <w:pPr>
         <w:pStyle w:val="BodyText"/>
         <w:bidi w:val="0"/>
-        <w:spacing w:lineRule="auto" w:line="360" w:before="0" w:after="120"/>
+        <w:spacing w:lineRule="auto" w:line="240" w:before="0" w:after="340"/>
         <w:jc w:val="both"/>
         <w:rPr/>
       </w:pPr>
@@ -321,67 +321,67 @@
       <w:pPr>
         <w:pStyle w:val="BodyText"/>
         <w:bidi w:val="0"/>
-        <w:spacing w:lineRule="auto" w:line="360" w:before="0" w:after="120"/>
-        <w:jc w:val="both"/>
-        <w:rPr/>
-      </w:pPr>
-      <w:r>
-        <w:rPr/>
-      </w:r>
-    </w:p>
-    <w:p>
-      <w:pPr>
-        <w:pStyle w:val="BodyText"/>
-        <w:bidi w:val="0"/>
-        <w:spacing w:lineRule="auto" w:line="360" w:before="0" w:after="120"/>
-        <w:jc w:val="both"/>
-        <w:rPr/>
-      </w:pPr>
-      <w:r>
-        <w:rPr/>
-      </w:r>
-    </w:p>
-    <w:p>
-      <w:pPr>
-        <w:pStyle w:val="BodyText"/>
-        <w:bidi w:val="0"/>
-        <w:spacing w:lineRule="auto" w:line="360" w:before="0" w:after="120"/>
-        <w:jc w:val="both"/>
-        <w:rPr/>
-      </w:pPr>
-      <w:r>
-        <w:rPr/>
-      </w:r>
-    </w:p>
-    <w:p>
-      <w:pPr>
-        <w:pStyle w:val="BodyText"/>
-        <w:bidi w:val="0"/>
-        <w:spacing w:lineRule="auto" w:line="360" w:before="0" w:after="120"/>
-        <w:jc w:val="both"/>
-        <w:rPr/>
-      </w:pPr>
-      <w:r>
-        <w:rPr/>
-      </w:r>
-    </w:p>
-    <w:p>
-      <w:pPr>
-        <w:pStyle w:val="BodyText"/>
-        <w:bidi w:val="0"/>
-        <w:spacing w:lineRule="auto" w:line="360" w:before="0" w:after="120"/>
-        <w:jc w:val="both"/>
-        <w:rPr/>
-      </w:pPr>
-      <w:r>
-        <w:rPr/>
-      </w:r>
-    </w:p>
-    <w:p>
-      <w:pPr>
-        <w:pStyle w:val="BodyText"/>
-        <w:bidi w:val="0"/>
-        <w:spacing w:lineRule="auto" w:line="360" w:before="0" w:after="120"/>
+        <w:spacing w:lineRule="auto" w:line="240" w:before="0" w:after="340"/>
+        <w:jc w:val="both"/>
+        <w:rPr/>
+      </w:pPr>
+      <w:r>
+        <w:rPr/>
+      </w:r>
+    </w:p>
+    <w:p>
+      <w:pPr>
+        <w:pStyle w:val="BodyText"/>
+        <w:bidi w:val="0"/>
+        <w:spacing w:lineRule="auto" w:line="240" w:before="0" w:after="340"/>
+        <w:jc w:val="both"/>
+        <w:rPr/>
+      </w:pPr>
+      <w:r>
+        <w:rPr/>
+      </w:r>
+    </w:p>
+    <w:p>
+      <w:pPr>
+        <w:pStyle w:val="BodyText"/>
+        <w:bidi w:val="0"/>
+        <w:spacing w:lineRule="auto" w:line="240" w:before="0" w:after="340"/>
+        <w:jc w:val="both"/>
+        <w:rPr/>
+      </w:pPr>
+      <w:r>
+        <w:rPr/>
+      </w:r>
+    </w:p>
+    <w:p>
+      <w:pPr>
+        <w:pStyle w:val="BodyText"/>
+        <w:bidi w:val="0"/>
+        <w:spacing w:lineRule="auto" w:line="240" w:before="0" w:after="340"/>
+        <w:jc w:val="both"/>
+        <w:rPr/>
+      </w:pPr>
+      <w:r>
+        <w:rPr/>
+      </w:r>
+    </w:p>
+    <w:p>
+      <w:pPr>
+        <w:pStyle w:val="BodyText"/>
+        <w:bidi w:val="0"/>
+        <w:spacing w:lineRule="auto" w:line="240" w:before="0" w:after="340"/>
+        <w:jc w:val="both"/>
+        <w:rPr/>
+      </w:pPr>
+      <w:r>
+        <w:rPr/>
+      </w:r>
+    </w:p>
+    <w:p>
+      <w:pPr>
+        <w:pStyle w:val="BodyText"/>
+        <w:bidi w:val="0"/>
+        <w:spacing w:lineRule="auto" w:line="240" w:before="0" w:after="340"/>
         <w:jc w:val="both"/>
         <w:rPr/>
       </w:pPr>
@@ -405,7 +405,7 @@
       <w:pPr>
         <w:pStyle w:val="BodyText"/>
         <w:bidi w:val="0"/>
-        <w:spacing w:lineRule="auto" w:line="360" w:before="0" w:after="120"/>
+        <w:spacing w:lineRule="auto" w:line="240" w:before="0" w:after="340"/>
         <w:jc w:val="both"/>
         <w:rPr/>
       </w:pPr>
@@ -425,7 +425,7 @@
       <w:pPr>
         <w:pStyle w:val="BodyText"/>
         <w:bidi w:val="0"/>
-        <w:spacing w:lineRule="auto" w:line="360" w:before="0" w:after="120"/>
+        <w:spacing w:lineRule="auto" w:line="240" w:before="0" w:after="340"/>
         <w:jc w:val="both"/>
         <w:rPr/>
       </w:pPr>
@@ -445,67 +445,67 @@
       <w:pPr>
         <w:pStyle w:val="BodyText"/>
         <w:bidi w:val="0"/>
-        <w:spacing w:lineRule="auto" w:line="360" w:before="0" w:after="120"/>
-        <w:jc w:val="both"/>
-        <w:rPr/>
-      </w:pPr>
-      <w:r>
-        <w:rPr/>
-      </w:r>
-    </w:p>
-    <w:p>
-      <w:pPr>
-        <w:pStyle w:val="BodyText"/>
-        <w:bidi w:val="0"/>
-        <w:spacing w:lineRule="auto" w:line="360" w:before="0" w:after="120"/>
-        <w:jc w:val="both"/>
-        <w:rPr/>
-      </w:pPr>
-      <w:r>
-        <w:rPr/>
-      </w:r>
-    </w:p>
-    <w:p>
-      <w:pPr>
-        <w:pStyle w:val="BodyText"/>
-        <w:bidi w:val="0"/>
-        <w:spacing w:lineRule="auto" w:line="360" w:before="0" w:after="120"/>
-        <w:jc w:val="both"/>
-        <w:rPr/>
-      </w:pPr>
-      <w:r>
-        <w:rPr/>
-      </w:r>
-    </w:p>
-    <w:p>
-      <w:pPr>
-        <w:pStyle w:val="BodyText"/>
-        <w:bidi w:val="0"/>
-        <w:spacing w:lineRule="auto" w:line="360" w:before="0" w:after="120"/>
-        <w:jc w:val="both"/>
-        <w:rPr/>
-      </w:pPr>
-      <w:r>
-        <w:rPr/>
-      </w:r>
-    </w:p>
-    <w:p>
-      <w:pPr>
-        <w:pStyle w:val="BodyText"/>
-        <w:bidi w:val="0"/>
-        <w:spacing w:lineRule="auto" w:line="360" w:before="0" w:after="120"/>
-        <w:jc w:val="both"/>
-        <w:rPr/>
-      </w:pPr>
-      <w:r>
-        <w:rPr/>
-      </w:r>
-    </w:p>
-    <w:p>
-      <w:pPr>
-        <w:pStyle w:val="BodyText"/>
-        <w:bidi w:val="0"/>
-        <w:spacing w:lineRule="auto" w:line="360" w:before="0" w:after="120"/>
+        <w:spacing w:lineRule="auto" w:line="240" w:before="0" w:after="340"/>
+        <w:jc w:val="both"/>
+        <w:rPr/>
+      </w:pPr>
+      <w:r>
+        <w:rPr/>
+      </w:r>
+    </w:p>
+    <w:p>
+      <w:pPr>
+        <w:pStyle w:val="BodyText"/>
+        <w:bidi w:val="0"/>
+        <w:spacing w:lineRule="auto" w:line="240" w:before="0" w:after="340"/>
+        <w:jc w:val="both"/>
+        <w:rPr/>
+      </w:pPr>
+      <w:r>
+        <w:rPr/>
+      </w:r>
+    </w:p>
+    <w:p>
+      <w:pPr>
+        <w:pStyle w:val="BodyText"/>
+        <w:bidi w:val="0"/>
+        <w:spacing w:lineRule="auto" w:line="240" w:before="0" w:after="340"/>
+        <w:jc w:val="both"/>
+        <w:rPr/>
+      </w:pPr>
+      <w:r>
+        <w:rPr/>
+      </w:r>
+    </w:p>
+    <w:p>
+      <w:pPr>
+        <w:pStyle w:val="BodyText"/>
+        <w:bidi w:val="0"/>
+        <w:spacing w:lineRule="auto" w:line="240" w:before="0" w:after="340"/>
+        <w:jc w:val="both"/>
+        <w:rPr/>
+      </w:pPr>
+      <w:r>
+        <w:rPr/>
+      </w:r>
+    </w:p>
+    <w:p>
+      <w:pPr>
+        <w:pStyle w:val="BodyText"/>
+        <w:bidi w:val="0"/>
+        <w:spacing w:lineRule="auto" w:line="240" w:before="0" w:after="340"/>
+        <w:jc w:val="both"/>
+        <w:rPr/>
+      </w:pPr>
+      <w:r>
+        <w:rPr/>
+      </w:r>
+    </w:p>
+    <w:p>
+      <w:pPr>
+        <w:pStyle w:val="BodyText"/>
+        <w:bidi w:val="0"/>
+        <w:spacing w:lineRule="auto" w:line="240" w:before="0" w:after="340"/>
         <w:jc w:val="both"/>
         <w:rPr/>
       </w:pPr>
@@ -529,7 +529,7 @@
       <w:pPr>
         <w:pStyle w:val="BodyText"/>
         <w:bidi w:val="0"/>
-        <w:spacing w:lineRule="auto" w:line="360" w:before="0" w:after="120"/>
+        <w:spacing w:lineRule="auto" w:line="240" w:before="0" w:after="340"/>
         <w:jc w:val="both"/>
         <w:rPr/>
       </w:pPr>
@@ -542,7 +542,7 @@
       <w:pPr>
         <w:pStyle w:val="BodyText"/>
         <w:bidi w:val="0"/>
-        <w:spacing w:lineRule="auto" w:line="360" w:before="0" w:after="120"/>
+        <w:spacing w:lineRule="auto" w:line="240" w:before="0" w:after="340"/>
         <w:jc w:val="both"/>
         <w:rPr/>
       </w:pPr>
@@ -555,67 +555,67 @@
       <w:pPr>
         <w:pStyle w:val="BodyText"/>
         <w:bidi w:val="0"/>
-        <w:spacing w:lineRule="auto" w:line="360" w:before="0" w:after="120"/>
-        <w:jc w:val="both"/>
-        <w:rPr/>
-      </w:pPr>
-      <w:r>
-        <w:rPr/>
-      </w:r>
-    </w:p>
-    <w:p>
-      <w:pPr>
-        <w:pStyle w:val="BodyText"/>
-        <w:bidi w:val="0"/>
-        <w:spacing w:lineRule="auto" w:line="360" w:before="0" w:after="120"/>
-        <w:jc w:val="both"/>
-        <w:rPr/>
-      </w:pPr>
-      <w:r>
-        <w:rPr/>
-      </w:r>
-    </w:p>
-    <w:p>
-      <w:pPr>
-        <w:pStyle w:val="BodyText"/>
-        <w:bidi w:val="0"/>
-        <w:spacing w:lineRule="auto" w:line="360" w:before="0" w:after="120"/>
-        <w:jc w:val="both"/>
-        <w:rPr/>
-      </w:pPr>
-      <w:r>
-        <w:rPr/>
-      </w:r>
-    </w:p>
-    <w:p>
-      <w:pPr>
-        <w:pStyle w:val="BodyText"/>
-        <w:bidi w:val="0"/>
-        <w:spacing w:lineRule="auto" w:line="360" w:before="0" w:after="120"/>
-        <w:jc w:val="both"/>
-        <w:rPr/>
-      </w:pPr>
-      <w:r>
-        <w:rPr/>
-      </w:r>
-    </w:p>
-    <w:p>
-      <w:pPr>
-        <w:pStyle w:val="BodyText"/>
-        <w:bidi w:val="0"/>
-        <w:spacing w:lineRule="auto" w:line="360" w:before="0" w:after="120"/>
-        <w:jc w:val="both"/>
-        <w:rPr/>
-      </w:pPr>
-      <w:r>
-        <w:rPr/>
-      </w:r>
-    </w:p>
-    <w:p>
-      <w:pPr>
-        <w:pStyle w:val="BodyText"/>
-        <w:bidi w:val="0"/>
-        <w:spacing w:lineRule="auto" w:line="360" w:before="0" w:after="120"/>
+        <w:spacing w:lineRule="auto" w:line="240" w:before="0" w:after="340"/>
+        <w:jc w:val="both"/>
+        <w:rPr/>
+      </w:pPr>
+      <w:r>
+        <w:rPr/>
+      </w:r>
+    </w:p>
+    <w:p>
+      <w:pPr>
+        <w:pStyle w:val="BodyText"/>
+        <w:bidi w:val="0"/>
+        <w:spacing w:lineRule="auto" w:line="240" w:before="0" w:after="340"/>
+        <w:jc w:val="both"/>
+        <w:rPr/>
+      </w:pPr>
+      <w:r>
+        <w:rPr/>
+      </w:r>
+    </w:p>
+    <w:p>
+      <w:pPr>
+        <w:pStyle w:val="BodyText"/>
+        <w:bidi w:val="0"/>
+        <w:spacing w:lineRule="auto" w:line="240" w:before="0" w:after="340"/>
+        <w:jc w:val="both"/>
+        <w:rPr/>
+      </w:pPr>
+      <w:r>
+        <w:rPr/>
+      </w:r>
+    </w:p>
+    <w:p>
+      <w:pPr>
+        <w:pStyle w:val="BodyText"/>
+        <w:bidi w:val="0"/>
+        <w:spacing w:lineRule="auto" w:line="240" w:before="0" w:after="340"/>
+        <w:jc w:val="both"/>
+        <w:rPr/>
+      </w:pPr>
+      <w:r>
+        <w:rPr/>
+      </w:r>
+    </w:p>
+    <w:p>
+      <w:pPr>
+        <w:pStyle w:val="BodyText"/>
+        <w:bidi w:val="0"/>
+        <w:spacing w:lineRule="auto" w:line="240" w:before="0" w:after="340"/>
+        <w:jc w:val="both"/>
+        <w:rPr/>
+      </w:pPr>
+      <w:r>
+        <w:rPr/>
+      </w:r>
+    </w:p>
+    <w:p>
+      <w:pPr>
+        <w:pStyle w:val="BodyText"/>
+        <w:bidi w:val="0"/>
+        <w:spacing w:lineRule="auto" w:line="240" w:before="0" w:after="340"/>
         <w:jc w:val="both"/>
         <w:rPr/>
       </w:pPr>
@@ -641,7 +641,7 @@
       <w:pPr>
         <w:pStyle w:val="BodyText"/>
         <w:bidi w:val="0"/>
-        <w:spacing w:lineRule="auto" w:line="360" w:before="0" w:after="120"/>
+        <w:spacing w:lineRule="auto" w:line="240" w:before="0" w:after="340"/>
         <w:jc w:val="both"/>
         <w:rPr/>
       </w:pPr>
@@ -660,7 +660,7 @@
       <w:pPr>
         <w:pStyle w:val="BodyText"/>
         <w:bidi w:val="0"/>
-        <w:spacing w:lineRule="auto" w:line="360" w:before="0" w:after="120"/>
+        <w:spacing w:lineRule="auto" w:line="240" w:before="0" w:after="340"/>
         <w:jc w:val="both"/>
         <w:rPr/>
       </w:pPr>
@@ -679,7 +679,7 @@
       <w:pPr>
         <w:pStyle w:val="BodyText"/>
         <w:bidi w:val="0"/>
-        <w:spacing w:lineRule="auto" w:line="360" w:before="0" w:after="120"/>
+        <w:spacing w:lineRule="auto" w:line="240" w:before="0" w:after="340"/>
         <w:jc w:val="both"/>
         <w:rPr/>
       </w:pPr>
@@ -698,7 +698,7 @@
       <w:pPr>
         <w:pStyle w:val="BodyText"/>
         <w:bidi w:val="0"/>
-        <w:spacing w:lineRule="auto" w:line="360" w:before="0" w:after="120"/>
+        <w:spacing w:lineRule="auto" w:line="240" w:before="0" w:after="340"/>
         <w:jc w:val="both"/>
         <w:rPr/>
       </w:pPr>
@@ -711,7 +711,7 @@
       <w:pPr>
         <w:pStyle w:val="BodyText"/>
         <w:bidi w:val="0"/>
-        <w:spacing w:lineRule="auto" w:line="360" w:before="0" w:after="120"/>
+        <w:spacing w:lineRule="auto" w:line="240" w:before="0" w:after="340"/>
         <w:jc w:val="both"/>
         <w:rPr/>
       </w:pPr>
@@ -724,67 +724,67 @@
       <w:pPr>
         <w:pStyle w:val="BodyText"/>
         <w:bidi w:val="0"/>
-        <w:spacing w:lineRule="auto" w:line="360" w:before="0" w:after="120"/>
-        <w:jc w:val="both"/>
-        <w:rPr/>
-      </w:pPr>
-      <w:r>
-        <w:rPr/>
-      </w:r>
-    </w:p>
-    <w:p>
-      <w:pPr>
-        <w:pStyle w:val="BodyText"/>
-        <w:bidi w:val="0"/>
-        <w:spacing w:lineRule="auto" w:line="360" w:before="0" w:after="120"/>
-        <w:jc w:val="both"/>
-        <w:rPr/>
-      </w:pPr>
-      <w:r>
-        <w:rPr/>
-      </w:r>
-    </w:p>
-    <w:p>
-      <w:pPr>
-        <w:pStyle w:val="BodyText"/>
-        <w:bidi w:val="0"/>
-        <w:spacing w:lineRule="auto" w:line="360" w:before="0" w:after="120"/>
-        <w:jc w:val="both"/>
-        <w:rPr/>
-      </w:pPr>
-      <w:r>
-        <w:rPr/>
-      </w:r>
-    </w:p>
-    <w:p>
-      <w:pPr>
-        <w:pStyle w:val="BodyText"/>
-        <w:bidi w:val="0"/>
-        <w:spacing w:lineRule="auto" w:line="360" w:before="0" w:after="120"/>
-        <w:jc w:val="both"/>
-        <w:rPr/>
-      </w:pPr>
-      <w:r>
-        <w:rPr/>
-      </w:r>
-    </w:p>
-    <w:p>
-      <w:pPr>
-        <w:pStyle w:val="BodyText"/>
-        <w:bidi w:val="0"/>
-        <w:spacing w:lineRule="auto" w:line="360" w:before="0" w:after="120"/>
-        <w:jc w:val="both"/>
-        <w:rPr/>
-      </w:pPr>
-      <w:r>
-        <w:rPr/>
-      </w:r>
-    </w:p>
-    <w:p>
-      <w:pPr>
-        <w:pStyle w:val="BodyText"/>
-        <w:bidi w:val="0"/>
-        <w:spacing w:lineRule="auto" w:line="360" w:before="0" w:after="120"/>
+        <w:spacing w:lineRule="auto" w:line="240" w:before="0" w:after="340"/>
+        <w:jc w:val="both"/>
+        <w:rPr/>
+      </w:pPr>
+      <w:r>
+        <w:rPr/>
+      </w:r>
+    </w:p>
+    <w:p>
+      <w:pPr>
+        <w:pStyle w:val="BodyText"/>
+        <w:bidi w:val="0"/>
+        <w:spacing w:lineRule="auto" w:line="240" w:before="0" w:after="340"/>
+        <w:jc w:val="both"/>
+        <w:rPr/>
+      </w:pPr>
+      <w:r>
+        <w:rPr/>
+      </w:r>
+    </w:p>
+    <w:p>
+      <w:pPr>
+        <w:pStyle w:val="BodyText"/>
+        <w:bidi w:val="0"/>
+        <w:spacing w:lineRule="auto" w:line="240" w:before="0" w:after="340"/>
+        <w:jc w:val="both"/>
+        <w:rPr/>
+      </w:pPr>
+      <w:r>
+        <w:rPr/>
+      </w:r>
+    </w:p>
+    <w:p>
+      <w:pPr>
+        <w:pStyle w:val="BodyText"/>
+        <w:bidi w:val="0"/>
+        <w:spacing w:lineRule="auto" w:line="240" w:before="0" w:after="340"/>
+        <w:jc w:val="both"/>
+        <w:rPr/>
+      </w:pPr>
+      <w:r>
+        <w:rPr/>
+      </w:r>
+    </w:p>
+    <w:p>
+      <w:pPr>
+        <w:pStyle w:val="BodyText"/>
+        <w:bidi w:val="0"/>
+        <w:spacing w:lineRule="auto" w:line="240" w:before="0" w:after="340"/>
+        <w:jc w:val="both"/>
+        <w:rPr/>
+      </w:pPr>
+      <w:r>
+        <w:rPr/>
+      </w:r>
+    </w:p>
+    <w:p>
+      <w:pPr>
+        <w:pStyle w:val="BodyText"/>
+        <w:bidi w:val="0"/>
+        <w:spacing w:lineRule="auto" w:line="240" w:before="0" w:after="340"/>
         <w:jc w:val="both"/>
         <w:rPr/>
       </w:pPr>
@@ -810,7 +810,7 @@
       <w:pPr>
         <w:pStyle w:val="BodyText"/>
         <w:bidi w:val="0"/>
-        <w:spacing w:lineRule="auto" w:line="360" w:before="0" w:after="120"/>
+        <w:spacing w:lineRule="auto" w:line="240" w:before="0" w:after="340"/>
         <w:jc w:val="both"/>
         <w:rPr/>
       </w:pPr>
@@ -823,67 +823,67 @@
       <w:pPr>
         <w:pStyle w:val="BodyText"/>
         <w:bidi w:val="0"/>
-        <w:spacing w:lineRule="auto" w:line="360" w:before="0" w:after="120"/>
-        <w:jc w:val="both"/>
-        <w:rPr/>
-      </w:pPr>
-      <w:r>
-        <w:rPr/>
-      </w:r>
-    </w:p>
-    <w:p>
-      <w:pPr>
-        <w:pStyle w:val="BodyText"/>
-        <w:bidi w:val="0"/>
-        <w:spacing w:lineRule="auto" w:line="360" w:before="0" w:after="120"/>
-        <w:jc w:val="both"/>
-        <w:rPr/>
-      </w:pPr>
-      <w:r>
-        <w:rPr/>
-      </w:r>
-    </w:p>
-    <w:p>
-      <w:pPr>
-        <w:pStyle w:val="BodyText"/>
-        <w:bidi w:val="0"/>
-        <w:spacing w:lineRule="auto" w:line="360" w:before="0" w:after="120"/>
-        <w:jc w:val="both"/>
-        <w:rPr/>
-      </w:pPr>
-      <w:r>
-        <w:rPr/>
-      </w:r>
-    </w:p>
-    <w:p>
-      <w:pPr>
-        <w:pStyle w:val="BodyText"/>
-        <w:bidi w:val="0"/>
-        <w:spacing w:lineRule="auto" w:line="360" w:before="0" w:after="120"/>
-        <w:jc w:val="both"/>
-        <w:rPr/>
-      </w:pPr>
-      <w:r>
-        <w:rPr/>
-      </w:r>
-    </w:p>
-    <w:p>
-      <w:pPr>
-        <w:pStyle w:val="BodyText"/>
-        <w:bidi w:val="0"/>
-        <w:spacing w:lineRule="auto" w:line="360" w:before="0" w:after="120"/>
-        <w:jc w:val="both"/>
-        <w:rPr/>
-      </w:pPr>
-      <w:r>
-        <w:rPr/>
-      </w:r>
-    </w:p>
-    <w:p>
-      <w:pPr>
-        <w:pStyle w:val="BodyText"/>
-        <w:bidi w:val="0"/>
-        <w:spacing w:lineRule="auto" w:line="360" w:before="0" w:after="120"/>
+        <w:spacing w:lineRule="auto" w:line="240" w:before="0" w:after="340"/>
+        <w:jc w:val="both"/>
+        <w:rPr/>
+      </w:pPr>
+      <w:r>
+        <w:rPr/>
+      </w:r>
+    </w:p>
+    <w:p>
+      <w:pPr>
+        <w:pStyle w:val="BodyText"/>
+        <w:bidi w:val="0"/>
+        <w:spacing w:lineRule="auto" w:line="240" w:before="0" w:after="340"/>
+        <w:jc w:val="both"/>
+        <w:rPr/>
+      </w:pPr>
+      <w:r>
+        <w:rPr/>
+      </w:r>
+    </w:p>
+    <w:p>
+      <w:pPr>
+        <w:pStyle w:val="BodyText"/>
+        <w:bidi w:val="0"/>
+        <w:spacing w:lineRule="auto" w:line="240" w:before="0" w:after="340"/>
+        <w:jc w:val="both"/>
+        <w:rPr/>
+      </w:pPr>
+      <w:r>
+        <w:rPr/>
+      </w:r>
+    </w:p>
+    <w:p>
+      <w:pPr>
+        <w:pStyle w:val="BodyText"/>
+        <w:bidi w:val="0"/>
+        <w:spacing w:lineRule="auto" w:line="240" w:before="0" w:after="340"/>
+        <w:jc w:val="both"/>
+        <w:rPr/>
+      </w:pPr>
+      <w:r>
+        <w:rPr/>
+      </w:r>
+    </w:p>
+    <w:p>
+      <w:pPr>
+        <w:pStyle w:val="BodyText"/>
+        <w:bidi w:val="0"/>
+        <w:spacing w:lineRule="auto" w:line="240" w:before="0" w:after="340"/>
+        <w:jc w:val="both"/>
+        <w:rPr/>
+      </w:pPr>
+      <w:r>
+        <w:rPr/>
+      </w:r>
+    </w:p>
+    <w:p>
+      <w:pPr>
+        <w:pStyle w:val="BodyText"/>
+        <w:bidi w:val="0"/>
+        <w:spacing w:lineRule="auto" w:line="240" w:before="0" w:after="340"/>
         <w:jc w:val="both"/>
         <w:rPr/>
       </w:pPr>
@@ -909,7 +909,7 @@
       <w:pPr>
         <w:pStyle w:val="BodyText"/>
         <w:bidi w:val="0"/>
-        <w:spacing w:lineRule="auto" w:line="360" w:before="0" w:after="120"/>
+        <w:spacing w:lineRule="auto" w:line="240" w:before="0" w:after="340"/>
         <w:jc w:val="both"/>
         <w:rPr/>
       </w:pPr>
@@ -922,7 +922,7 @@
       <w:pPr>
         <w:pStyle w:val="BodyText"/>
         <w:bidi w:val="0"/>
-        <w:spacing w:lineRule="auto" w:line="360" w:before="0" w:after="120"/>
+        <w:spacing w:lineRule="auto" w:line="240" w:before="0" w:after="340"/>
         <w:jc w:val="both"/>
         <w:rPr/>
       </w:pPr>
@@ -935,7 +935,7 @@
       <w:pPr>
         <w:pStyle w:val="BodyText"/>
         <w:bidi w:val="0"/>
-        <w:spacing w:lineRule="auto" w:line="360" w:before="0" w:after="120"/>
+        <w:spacing w:lineRule="auto" w:line="240" w:before="0" w:after="340"/>
         <w:jc w:val="both"/>
         <w:rPr/>
       </w:pPr>
@@ -948,7 +948,7 @@
       <w:pPr>
         <w:pStyle w:val="BodyText"/>
         <w:bidi w:val="0"/>
-        <w:spacing w:lineRule="auto" w:line="360" w:before="0" w:after="120"/>
+        <w:spacing w:lineRule="auto" w:line="240" w:before="0" w:after="340"/>
         <w:jc w:val="both"/>
         <w:rPr/>
       </w:pPr>
@@ -975,7 +975,7 @@
       <w:pPr>
         <w:pStyle w:val="BodyText"/>
         <w:bidi w:val="0"/>
-        <w:spacing w:lineRule="auto" w:line="360" w:before="0" w:after="120"/>
+        <w:spacing w:lineRule="auto" w:line="240" w:before="0" w:after="340"/>
         <w:jc w:val="both"/>
         <w:rPr/>
       </w:pPr>
@@ -988,7 +988,7 @@
       <w:pPr>
         <w:pStyle w:val="BodyText"/>
         <w:bidi w:val="0"/>
-        <w:spacing w:lineRule="auto" w:line="360" w:before="0" w:after="120"/>
+        <w:spacing w:lineRule="auto" w:line="240" w:before="0" w:after="340"/>
         <w:jc w:val="both"/>
         <w:rPr/>
       </w:pPr>
@@ -1001,7 +1001,7 @@
       <w:pPr>
         <w:pStyle w:val="BodyText"/>
         <w:bidi w:val="0"/>
-        <w:spacing w:lineRule="auto" w:line="360" w:before="0" w:after="120"/>
+        <w:spacing w:lineRule="auto" w:line="240" w:before="0" w:after="340"/>
         <w:jc w:val="both"/>
         <w:rPr/>
       </w:pPr>
@@ -1014,7 +1014,7 @@
       <w:pPr>
         <w:pStyle w:val="BodyText"/>
         <w:bidi w:val="0"/>
-        <w:spacing w:lineRule="auto" w:line="360" w:before="0" w:after="120"/>
+        <w:spacing w:lineRule="auto" w:line="240" w:before="0" w:after="340"/>
         <w:jc w:val="both"/>
         <w:rPr/>
       </w:pPr>
@@ -1027,7 +1027,7 @@
       <w:pPr>
         <w:pStyle w:val="BodyText"/>
         <w:bidi w:val="0"/>
-        <w:spacing w:lineRule="auto" w:line="360" w:before="0" w:after="120"/>
+        <w:spacing w:lineRule="auto" w:line="240" w:before="0" w:after="340"/>
         <w:jc w:val="both"/>
         <w:rPr/>
       </w:pPr>
@@ -1054,7 +1054,7 @@
       <w:pPr>
         <w:pStyle w:val="BodyText"/>
         <w:bidi w:val="0"/>
-        <w:spacing w:lineRule="auto" w:line="360" w:before="0" w:after="120"/>
+        <w:spacing w:lineRule="auto" w:line="240" w:before="0" w:after="340"/>
         <w:jc w:val="both"/>
         <w:rPr/>
       </w:pPr>
@@ -1067,7 +1067,7 @@
       <w:pPr>
         <w:pStyle w:val="BodyText"/>
         <w:bidi w:val="0"/>
-        <w:spacing w:lineRule="auto" w:line="360" w:before="0" w:after="120"/>
+        <w:spacing w:lineRule="auto" w:line="240" w:before="0" w:after="340"/>
         <w:jc w:val="both"/>
         <w:rPr/>
       </w:pPr>
@@ -1080,7 +1080,7 @@
       <w:pPr>
         <w:pStyle w:val="BodyText"/>
         <w:bidi w:val="0"/>
-        <w:spacing w:lineRule="auto" w:line="360" w:before="0" w:after="120"/>
+        <w:spacing w:lineRule="auto" w:line="240" w:before="0" w:after="340"/>
         <w:jc w:val="both"/>
         <w:rPr/>
       </w:pPr>
@@ -1093,7 +1093,7 @@
       <w:pPr>
         <w:pStyle w:val="BodyText"/>
         <w:bidi w:val="0"/>
-        <w:spacing w:lineRule="auto" w:line="360" w:before="0" w:after="120"/>
+        <w:spacing w:lineRule="auto" w:line="240" w:before="0" w:after="340"/>
         <w:jc w:val="both"/>
         <w:rPr/>
       </w:pPr>
@@ -1120,7 +1120,7 @@
       <w:pPr>
         <w:pStyle w:val="BodyText"/>
         <w:bidi w:val="0"/>
-        <w:spacing w:lineRule="auto" w:line="360" w:before="0" w:after="120"/>
+        <w:spacing w:lineRule="auto" w:line="240" w:before="0" w:after="340"/>
         <w:jc w:val="both"/>
         <w:rPr/>
       </w:pPr>
@@ -1147,7 +1147,7 @@
       <w:pPr>
         <w:pStyle w:val="BodyText"/>
         <w:bidi w:val="0"/>
-        <w:spacing w:lineRule="auto" w:line="360" w:before="0" w:after="120"/>
+        <w:spacing w:lineRule="auto" w:line="240" w:before="0" w:after="340"/>
         <w:jc w:val="both"/>
         <w:rPr/>
       </w:pPr>
@@ -1160,7 +1160,7 @@
       <w:pPr>
         <w:pStyle w:val="BodyText"/>
         <w:bidi w:val="0"/>
-        <w:spacing w:lineRule="auto" w:line="360" w:before="0" w:after="120"/>
+        <w:spacing w:lineRule="auto" w:line="240" w:before="0" w:after="340"/>
         <w:jc w:val="both"/>
         <w:rPr/>
       </w:pPr>
@@ -1173,7 +1173,7 @@
       <w:pPr>
         <w:pStyle w:val="BodyText"/>
         <w:bidi w:val="0"/>
-        <w:spacing w:lineRule="auto" w:line="360" w:before="0" w:after="120"/>
+        <w:spacing w:lineRule="auto" w:line="240" w:before="0" w:after="340"/>
         <w:jc w:val="both"/>
         <w:rPr/>
       </w:pPr>
@@ -1186,7 +1186,7 @@
       <w:pPr>
         <w:pStyle w:val="BodyText"/>
         <w:bidi w:val="0"/>
-        <w:spacing w:lineRule="auto" w:line="360" w:before="0" w:after="120"/>
+        <w:spacing w:lineRule="auto" w:line="240" w:before="0" w:after="340"/>
         <w:jc w:val="both"/>
         <w:rPr/>
       </w:pPr>
@@ -1199,7 +1199,7 @@
       <w:pPr>
         <w:pStyle w:val="BodyText"/>
         <w:bidi w:val="0"/>
-        <w:spacing w:lineRule="auto" w:line="360" w:before="0" w:after="120"/>
+        <w:spacing w:lineRule="auto" w:line="240" w:before="0" w:after="340"/>
         <w:jc w:val="both"/>
         <w:rPr/>
       </w:pPr>
@@ -1212,7 +1212,7 @@
       <w:pPr>
         <w:pStyle w:val="BodyText"/>
         <w:bidi w:val="0"/>
-        <w:spacing w:lineRule="auto" w:line="360" w:before="0" w:after="120"/>
+        <w:spacing w:lineRule="auto" w:line="240" w:before="0" w:after="340"/>
         <w:jc w:val="both"/>
         <w:rPr/>
       </w:pPr>
@@ -1239,7 +1239,7 @@
       <w:pPr>
         <w:pStyle w:val="BodyText"/>
         <w:bidi w:val="0"/>
-        <w:spacing w:lineRule="auto" w:line="360" w:before="0" w:after="120"/>
+        <w:spacing w:lineRule="auto" w:line="240" w:before="0" w:after="340"/>
         <w:jc w:val="both"/>
         <w:rPr/>
       </w:pPr>
@@ -1252,7 +1252,7 @@
       <w:pPr>
         <w:pStyle w:val="BodyText"/>
         <w:bidi w:val="0"/>
-        <w:spacing w:lineRule="auto" w:line="360" w:before="0" w:after="120"/>
+        <w:spacing w:lineRule="auto" w:line="240" w:before="0" w:after="340"/>
         <w:jc w:val="both"/>
         <w:rPr/>
       </w:pPr>
@@ -1265,7 +1265,7 @@
       <w:pPr>
         <w:pStyle w:val="BodyText"/>
         <w:bidi w:val="0"/>
-        <w:spacing w:lineRule="auto" w:line="360" w:before="0" w:after="120"/>
+        <w:spacing w:lineRule="auto" w:line="240" w:before="0" w:after="340"/>
         <w:jc w:val="both"/>
         <w:rPr/>
       </w:pPr>
@@ -1278,7 +1278,7 @@
       <w:pPr>
         <w:pStyle w:val="BodyText"/>
         <w:bidi w:val="0"/>
-        <w:spacing w:lineRule="auto" w:line="360" w:before="0" w:after="120"/>
+        <w:spacing w:lineRule="auto" w:line="240" w:before="0" w:after="340"/>
         <w:jc w:val="both"/>
         <w:rPr/>
       </w:pPr>
@@ -1291,7 +1291,7 @@
       <w:pPr>
         <w:pStyle w:val="BodyText"/>
         <w:bidi w:val="0"/>
-        <w:spacing w:lineRule="auto" w:line="360" w:before="0" w:after="120"/>
+        <w:spacing w:lineRule="auto" w:line="240" w:before="0" w:after="340"/>
         <w:jc w:val="both"/>
         <w:rPr/>
       </w:pPr>
@@ -1318,7 +1318,7 @@
       <w:pPr>
         <w:pStyle w:val="BodyText"/>
         <w:bidi w:val="0"/>
-        <w:spacing w:lineRule="auto" w:line="360" w:before="0" w:after="120"/>
+        <w:spacing w:lineRule="auto" w:line="240" w:before="0" w:after="340"/>
         <w:jc w:val="both"/>
         <w:rPr/>
       </w:pPr>
@@ -1331,7 +1331,7 @@
       <w:pPr>
         <w:pStyle w:val="BodyText"/>
         <w:bidi w:val="0"/>
-        <w:spacing w:lineRule="auto" w:line="360" w:before="0" w:after="120"/>
+        <w:spacing w:lineRule="auto" w:line="240" w:before="0" w:after="340"/>
         <w:jc w:val="both"/>
         <w:rPr/>
       </w:pPr>
@@ -1344,7 +1344,7 @@
       <w:pPr>
         <w:pStyle w:val="BodyText"/>
         <w:bidi w:val="0"/>
-        <w:spacing w:lineRule="auto" w:line="360" w:before="0" w:after="120"/>
+        <w:spacing w:lineRule="auto" w:line="240" w:before="0" w:after="340"/>
         <w:jc w:val="both"/>
         <w:rPr/>
       </w:pPr>
@@ -1357,7 +1357,7 @@
       <w:pPr>
         <w:pStyle w:val="BodyText"/>
         <w:bidi w:val="0"/>
-        <w:spacing w:lineRule="auto" w:line="360" w:before="0" w:after="120"/>
+        <w:spacing w:lineRule="auto" w:line="240" w:before="0" w:after="340"/>
         <w:jc w:val="both"/>
         <w:rPr/>
       </w:pPr>
@@ -1370,7 +1370,7 @@
       <w:pPr>
         <w:pStyle w:val="BodyText"/>
         <w:bidi w:val="0"/>
-        <w:spacing w:lineRule="auto" w:line="360" w:before="0" w:after="120"/>
+        <w:spacing w:lineRule="auto" w:line="240" w:before="0" w:after="340"/>
         <w:jc w:val="both"/>
         <w:rPr/>
       </w:pPr>
@@ -1397,7 +1397,7 @@
       <w:pPr>
         <w:pStyle w:val="BodyText"/>
         <w:bidi w:val="0"/>
-        <w:spacing w:lineRule="auto" w:line="360" w:before="0" w:after="120"/>
+        <w:spacing w:lineRule="auto" w:line="240" w:before="0" w:after="340"/>
         <w:jc w:val="both"/>
         <w:rPr/>
       </w:pPr>
@@ -1424,7 +1424,7 @@
       <w:pPr>
         <w:pStyle w:val="BodyText"/>
         <w:bidi w:val="0"/>
-        <w:spacing w:lineRule="auto" w:line="360" w:before="0" w:after="120"/>
+        <w:spacing w:lineRule="auto" w:line="240" w:before="0" w:after="340"/>
         <w:jc w:val="both"/>
         <w:rPr/>
       </w:pPr>
@@ -1437,7 +1437,7 @@
       <w:pPr>
         <w:pStyle w:val="BodyText"/>
         <w:bidi w:val="0"/>
-        <w:spacing w:lineRule="auto" w:line="360" w:before="0" w:after="120"/>
+        <w:spacing w:lineRule="auto" w:line="240" w:before="0" w:after="340"/>
         <w:jc w:val="both"/>
         <w:rPr/>
       </w:pPr>
@@ -1450,7 +1450,7 @@
       <w:pPr>
         <w:pStyle w:val="BodyText"/>
         <w:bidi w:val="0"/>
-        <w:spacing w:lineRule="auto" w:line="360" w:before="0" w:after="120"/>
+        <w:spacing w:lineRule="auto" w:line="240" w:before="0" w:after="340"/>
         <w:jc w:val="both"/>
         <w:rPr/>
       </w:pPr>
@@ -1463,7 +1463,7 @@
       <w:pPr>
         <w:pStyle w:val="BodyText"/>
         <w:bidi w:val="0"/>
-        <w:spacing w:lineRule="auto" w:line="360" w:before="0" w:after="120"/>
+        <w:spacing w:lineRule="auto" w:line="240" w:before="0" w:after="340"/>
         <w:jc w:val="both"/>
         <w:rPr/>
       </w:pPr>
@@ -1476,7 +1476,7 @@
       <w:pPr>
         <w:pStyle w:val="BodyText"/>
         <w:bidi w:val="0"/>
-        <w:spacing w:lineRule="auto" w:line="360" w:before="0" w:after="120"/>
+        <w:spacing w:lineRule="auto" w:line="240" w:before="0" w:after="340"/>
         <w:jc w:val="both"/>
         <w:rPr/>
       </w:pPr>
@@ -1503,7 +1503,7 @@
       <w:pPr>
         <w:pStyle w:val="BodyText"/>
         <w:bidi w:val="0"/>
-        <w:spacing w:lineRule="auto" w:line="360" w:before="0" w:after="120"/>
+        <w:spacing w:lineRule="auto" w:line="240" w:before="0" w:after="340"/>
         <w:jc w:val="both"/>
         <w:rPr/>
       </w:pPr>
@@ -1516,7 +1516,7 @@
       <w:pPr>
         <w:pStyle w:val="BodyText"/>
         <w:bidi w:val="0"/>
-        <w:spacing w:lineRule="auto" w:line="360" w:before="0" w:after="120"/>
+        <w:spacing w:lineRule="auto" w:line="240" w:before="0" w:after="340"/>
         <w:jc w:val="both"/>
         <w:rPr/>
       </w:pPr>
@@ -1529,7 +1529,7 @@
       <w:pPr>
         <w:pStyle w:val="BodyText"/>
         <w:bidi w:val="0"/>
-        <w:spacing w:lineRule="auto" w:line="360" w:before="0" w:after="120"/>
+        <w:spacing w:lineRule="auto" w:line="240" w:before="0" w:after="340"/>
         <w:jc w:val="both"/>
         <w:rPr/>
       </w:pPr>
@@ -1542,7 +1542,7 @@
       <w:pPr>
         <w:pStyle w:val="BodyText"/>
         <w:bidi w:val="0"/>
-        <w:spacing w:lineRule="auto" w:line="360" w:before="0" w:after="120"/>
+        <w:spacing w:lineRule="auto" w:line="240" w:before="0" w:after="340"/>
         <w:jc w:val="both"/>
         <w:rPr/>
       </w:pPr>
@@ -1555,7 +1555,7 @@
       <w:pPr>
         <w:pStyle w:val="BodyText"/>
         <w:bidi w:val="0"/>
-        <w:spacing w:lineRule="auto" w:line="360" w:before="0" w:after="120"/>
+        <w:spacing w:lineRule="auto" w:line="240" w:before="0" w:after="340"/>
         <w:jc w:val="both"/>
         <w:rPr/>
       </w:pPr>
@@ -1582,7 +1582,7 @@
       <w:pPr>
         <w:pStyle w:val="BodyText"/>
         <w:bidi w:val="0"/>
-        <w:spacing w:lineRule="auto" w:line="360" w:before="0" w:after="120"/>
+        <w:spacing w:lineRule="auto" w:line="240" w:before="0" w:after="340"/>
         <w:jc w:val="both"/>
         <w:rPr/>
       </w:pPr>
@@ -1595,7 +1595,7 @@
       <w:pPr>
         <w:pStyle w:val="BodyText"/>
         <w:bidi w:val="0"/>
-        <w:spacing w:lineRule="auto" w:line="360" w:before="0" w:after="120"/>
+        <w:spacing w:lineRule="auto" w:line="240" w:before="0" w:after="340"/>
         <w:jc w:val="both"/>
         <w:rPr/>
       </w:pPr>
@@ -1608,7 +1608,7 @@
       <w:pPr>
         <w:pStyle w:val="BodyText"/>
         <w:bidi w:val="0"/>
-        <w:spacing w:lineRule="auto" w:line="360" w:before="0" w:after="120"/>
+        <w:spacing w:lineRule="auto" w:line="240" w:before="0" w:after="340"/>
         <w:jc w:val="both"/>
         <w:rPr/>
       </w:pPr>
@@ -1635,7 +1635,7 @@
       <w:pPr>
         <w:pStyle w:val="BodyText"/>
         <w:bidi w:val="0"/>
-        <w:spacing w:lineRule="auto" w:line="360" w:before="0" w:after="120"/>
+        <w:spacing w:lineRule="auto" w:line="240" w:before="0" w:after="340"/>
         <w:jc w:val="both"/>
         <w:rPr/>
       </w:pPr>
@@ -1662,7 +1662,7 @@
       <w:pPr>
         <w:pStyle w:val="BodyText"/>
         <w:bidi w:val="0"/>
-        <w:spacing w:lineRule="auto" w:line="360" w:before="0" w:after="120"/>
+        <w:spacing w:lineRule="auto" w:line="240" w:before="0" w:after="340"/>
         <w:jc w:val="both"/>
         <w:rPr/>
       </w:pPr>
@@ -1675,7 +1675,7 @@
       <w:pPr>
         <w:pStyle w:val="BodyText"/>
         <w:bidi w:val="0"/>
-        <w:spacing w:lineRule="auto" w:line="360" w:before="0" w:after="120"/>
+        <w:spacing w:lineRule="auto" w:line="240" w:before="0" w:after="340"/>
         <w:jc w:val="both"/>
         <w:rPr/>
       </w:pPr>
@@ -1688,7 +1688,7 @@
       <w:pPr>
         <w:pStyle w:val="BodyText"/>
         <w:bidi w:val="0"/>
-        <w:spacing w:lineRule="auto" w:line="360" w:before="0" w:after="120"/>
+        <w:spacing w:lineRule="auto" w:line="240" w:before="0" w:after="340"/>
         <w:jc w:val="both"/>
         <w:rPr/>
       </w:pPr>
@@ -1701,7 +1701,7 @@
       <w:pPr>
         <w:pStyle w:val="BodyText"/>
         <w:bidi w:val="0"/>
-        <w:spacing w:lineRule="auto" w:line="360" w:before="0" w:after="120"/>
+        <w:spacing w:lineRule="auto" w:line="240" w:before="0" w:after="340"/>
         <w:jc w:val="both"/>
         <w:rPr/>
       </w:pPr>
@@ -1714,7 +1714,7 @@
       <w:pPr>
         <w:pStyle w:val="BodyText"/>
         <w:bidi w:val="0"/>
-        <w:spacing w:lineRule="auto" w:line="360" w:before="0" w:after="120"/>
+        <w:spacing w:lineRule="auto" w:line="240" w:before="0" w:after="340"/>
         <w:jc w:val="both"/>
         <w:rPr/>
       </w:pPr>
@@ -1741,7 +1741,7 @@
       <w:pPr>
         <w:pStyle w:val="BodyText"/>
         <w:bidi w:val="0"/>
-        <w:spacing w:lineRule="auto" w:line="360" w:before="0" w:after="120"/>
+        <w:spacing w:lineRule="auto" w:line="240" w:before="0" w:after="340"/>
         <w:jc w:val="both"/>
         <w:rPr/>
       </w:pPr>
@@ -1754,7 +1754,7 @@
       <w:pPr>
         <w:pStyle w:val="BodyText"/>
         <w:bidi w:val="0"/>
-        <w:spacing w:lineRule="auto" w:line="360" w:before="0" w:after="120"/>
+        <w:spacing w:lineRule="auto" w:line="240" w:before="0" w:after="340"/>
         <w:jc w:val="both"/>
         <w:rPr/>
       </w:pPr>
@@ -1767,7 +1767,7 @@
       <w:pPr>
         <w:pStyle w:val="BodyText"/>
         <w:bidi w:val="0"/>
-        <w:spacing w:lineRule="auto" w:line="360" w:before="0" w:after="120"/>
+        <w:spacing w:lineRule="auto" w:line="240" w:before="0" w:after="340"/>
         <w:jc w:val="both"/>
         <w:rPr/>
       </w:pPr>
@@ -1780,7 +1780,7 @@
       <w:pPr>
         <w:pStyle w:val="BodyText"/>
         <w:bidi w:val="0"/>
-        <w:spacing w:lineRule="auto" w:line="360" w:before="0" w:after="120"/>
+        <w:spacing w:lineRule="auto" w:line="240" w:before="0" w:after="340"/>
         <w:jc w:val="both"/>
         <w:rPr/>
       </w:pPr>
@@ -1807,7 +1807,7 @@
       <w:pPr>
         <w:pStyle w:val="BodyText"/>
         <w:bidi w:val="0"/>
-        <w:spacing w:lineRule="auto" w:line="360" w:before="0" w:after="120"/>
+        <w:spacing w:lineRule="auto" w:line="240" w:before="0" w:after="340"/>
         <w:jc w:val="both"/>
         <w:rPr/>
       </w:pPr>
@@ -1820,7 +1820,7 @@
       <w:pPr>
         <w:pStyle w:val="BodyText"/>
         <w:bidi w:val="0"/>
-        <w:spacing w:lineRule="auto" w:line="360" w:before="0" w:after="120"/>
+        <w:spacing w:lineRule="auto" w:line="240" w:before="0" w:after="340"/>
         <w:jc w:val="both"/>
         <w:rPr/>
       </w:pPr>
@@ -1833,7 +1833,7 @@
       <w:pPr>
         <w:pStyle w:val="BodyText"/>
         <w:bidi w:val="0"/>
-        <w:spacing w:lineRule="auto" w:line="360" w:before="0" w:after="120"/>
+        <w:spacing w:lineRule="auto" w:line="240" w:before="0" w:after="340"/>
         <w:jc w:val="both"/>
         <w:rPr/>
       </w:pPr>
@@ -1846,7 +1846,7 @@
       <w:pPr>
         <w:pStyle w:val="BodyText"/>
         <w:bidi w:val="0"/>
-        <w:spacing w:lineRule="auto" w:line="360" w:before="0" w:after="120"/>
+        <w:spacing w:lineRule="auto" w:line="240" w:before="0" w:after="340"/>
         <w:jc w:val="both"/>
         <w:rPr/>
       </w:pPr>
@@ -1859,7 +1859,7 @@
       <w:pPr>
         <w:pStyle w:val="BodyText"/>
         <w:bidi w:val="0"/>
-        <w:spacing w:lineRule="auto" w:line="360" w:before="0" w:after="120"/>
+        <w:spacing w:lineRule="auto" w:line="240" w:before="0" w:after="340"/>
         <w:jc w:val="both"/>
         <w:rPr/>
       </w:pPr>
@@ -1895,15 +1895,15 @@
         </w:tblCellMar>
       </w:tblPr>
       <w:tblGrid>
-        <w:gridCol w:w="3024"/>
-        <w:gridCol w:w="3024"/>
-        <w:gridCol w:w="3024"/>
+        <w:gridCol w:w="3135"/>
+        <w:gridCol w:w="3135"/>
+        <w:gridCol w:w="3136"/>
       </w:tblGrid>
       <w:tr>
         <w:trPr/>
         <w:tc>
           <w:tcPr>
-            <w:tcW w:w="3024" w:type="dxa"/>
+            <w:tcW w:w="3135" w:type="dxa"/>
             <w:tcBorders/>
           </w:tcPr>
           <w:p>
@@ -1920,7 +1920,7 @@
         </w:tc>
         <w:tc>
           <w:tcPr>
-            <w:tcW w:w="3024" w:type="dxa"/>
+            <w:tcW w:w="3135" w:type="dxa"/>
             <w:tcBorders/>
           </w:tcPr>
           <w:p>
@@ -1937,7 +1937,7 @@
         </w:tc>
         <w:tc>
           <w:tcPr>
-            <w:tcW w:w="3024" w:type="dxa"/>
+            <w:tcW w:w="3136" w:type="dxa"/>
             <w:tcBorders/>
           </w:tcPr>
           <w:p>
@@ -1957,7 +1957,7 @@
         <w:trPr/>
         <w:tc>
           <w:tcPr>
-            <w:tcW w:w="3024" w:type="dxa"/>
+            <w:tcW w:w="3135" w:type="dxa"/>
             <w:tcBorders/>
           </w:tcPr>
           <w:p>
@@ -1974,7 +1974,7 @@
         </w:tc>
         <w:tc>
           <w:tcPr>
-            <w:tcW w:w="3024" w:type="dxa"/>
+            <w:tcW w:w="3135" w:type="dxa"/>
             <w:tcBorders/>
           </w:tcPr>
           <w:p>
@@ -1991,7 +1991,7 @@
         </w:tc>
         <w:tc>
           <w:tcPr>
-            <w:tcW w:w="3024" w:type="dxa"/>
+            <w:tcW w:w="3136" w:type="dxa"/>
             <w:tcBorders/>
           </w:tcPr>
           <w:p>
@@ -2011,7 +2011,7 @@
         <w:trPr/>
         <w:tc>
           <w:tcPr>
-            <w:tcW w:w="3024" w:type="dxa"/>
+            <w:tcW w:w="3135" w:type="dxa"/>
             <w:tcBorders/>
           </w:tcPr>
           <w:p>
@@ -2028,7 +2028,7 @@
         </w:tc>
         <w:tc>
           <w:tcPr>
-            <w:tcW w:w="3024" w:type="dxa"/>
+            <w:tcW w:w="3135" w:type="dxa"/>
             <w:tcBorders/>
           </w:tcPr>
           <w:p>
@@ -2045,7 +2045,7 @@
         </w:tc>
         <w:tc>
           <w:tcPr>
-            <w:tcW w:w="3024" w:type="dxa"/>
+            <w:tcW w:w="3136" w:type="dxa"/>
             <w:tcBorders/>
           </w:tcPr>
           <w:p>
@@ -2065,7 +2065,7 @@
         <w:trPr/>
         <w:tc>
           <w:tcPr>
-            <w:tcW w:w="3024" w:type="dxa"/>
+            <w:tcW w:w="3135" w:type="dxa"/>
             <w:tcBorders/>
           </w:tcPr>
           <w:p>
@@ -2082,7 +2082,7 @@
         </w:tc>
         <w:tc>
           <w:tcPr>
-            <w:tcW w:w="3024" w:type="dxa"/>
+            <w:tcW w:w="3135" w:type="dxa"/>
             <w:tcBorders/>
           </w:tcPr>
           <w:p>
@@ -2099,7 +2099,7 @@
         </w:tc>
         <w:tc>
           <w:tcPr>
-            <w:tcW w:w="3024" w:type="dxa"/>
+            <w:tcW w:w="3136" w:type="dxa"/>
             <w:tcBorders/>
           </w:tcPr>
           <w:p>
@@ -2119,7 +2119,7 @@
         <w:trPr/>
         <w:tc>
           <w:tcPr>
-            <w:tcW w:w="3024" w:type="dxa"/>
+            <w:tcW w:w="3135" w:type="dxa"/>
             <w:tcBorders/>
           </w:tcPr>
           <w:p>
@@ -2136,7 +2136,7 @@
         </w:tc>
         <w:tc>
           <w:tcPr>
-            <w:tcW w:w="3024" w:type="dxa"/>
+            <w:tcW w:w="3135" w:type="dxa"/>
             <w:tcBorders/>
           </w:tcPr>
           <w:p>
@@ -2153,7 +2153,7 @@
         </w:tc>
         <w:tc>
           <w:tcPr>
-            <w:tcW w:w="3024" w:type="dxa"/>
+            <w:tcW w:w="3136" w:type="dxa"/>
             <w:tcBorders/>
           </w:tcPr>
           <w:p>
@@ -2210,15 +2210,15 @@
         </w:tblCellMar>
       </w:tblPr>
       <w:tblGrid>
-        <w:gridCol w:w="3024"/>
-        <w:gridCol w:w="3024"/>
-        <w:gridCol w:w="3024"/>
+        <w:gridCol w:w="3135"/>
+        <w:gridCol w:w="3135"/>
+        <w:gridCol w:w="3136"/>
       </w:tblGrid>
       <w:tr>
         <w:trPr/>
         <w:tc>
           <w:tcPr>
-            <w:tcW w:w="3024" w:type="dxa"/>
+            <w:tcW w:w="3135" w:type="dxa"/>
             <w:tcBorders/>
           </w:tcPr>
           <w:p>
@@ -2235,7 +2235,7 @@
         </w:tc>
         <w:tc>
           <w:tcPr>
-            <w:tcW w:w="3024" w:type="dxa"/>
+            <w:tcW w:w="3135" w:type="dxa"/>
             <w:tcBorders/>
           </w:tcPr>
           <w:p>
@@ -2252,7 +2252,7 @@
         </w:tc>
         <w:tc>
           <w:tcPr>
-            <w:tcW w:w="3024" w:type="dxa"/>
+            <w:tcW w:w="3136" w:type="dxa"/>
             <w:tcBorders/>
           </w:tcPr>
           <w:p>
@@ -2272,7 +2272,7 @@
         <w:trPr/>
         <w:tc>
           <w:tcPr>
-            <w:tcW w:w="3024" w:type="dxa"/>
+            <w:tcW w:w="3135" w:type="dxa"/>
             <w:tcBorders/>
           </w:tcPr>
           <w:p>
@@ -2289,7 +2289,7 @@
         </w:tc>
         <w:tc>
           <w:tcPr>
-            <w:tcW w:w="3024" w:type="dxa"/>
+            <w:tcW w:w="3135" w:type="dxa"/>
             <w:tcBorders/>
           </w:tcPr>
           <w:p>
@@ -2306,7 +2306,7 @@
         </w:tc>
         <w:tc>
           <w:tcPr>
-            <w:tcW w:w="3024" w:type="dxa"/>
+            <w:tcW w:w="3136" w:type="dxa"/>
             <w:tcBorders/>
           </w:tcPr>
           <w:p>
@@ -2326,7 +2326,7 @@
         <w:trPr/>
         <w:tc>
           <w:tcPr>
-            <w:tcW w:w="3024" w:type="dxa"/>
+            <w:tcW w:w="3135" w:type="dxa"/>
             <w:tcBorders/>
           </w:tcPr>
           <w:p>
@@ -2343,7 +2343,7 @@
         </w:tc>
         <w:tc>
           <w:tcPr>
-            <w:tcW w:w="3024" w:type="dxa"/>
+            <w:tcW w:w="3135" w:type="dxa"/>
             <w:tcBorders/>
           </w:tcPr>
           <w:p>
@@ -2360,7 +2360,7 @@
         </w:tc>
         <w:tc>
           <w:tcPr>
-            <w:tcW w:w="3024" w:type="dxa"/>
+            <w:tcW w:w="3136" w:type="dxa"/>
             <w:tcBorders/>
           </w:tcPr>
           <w:p>
@@ -2380,7 +2380,7 @@
         <w:trPr/>
         <w:tc>
           <w:tcPr>
-            <w:tcW w:w="3024" w:type="dxa"/>
+            <w:tcW w:w="3135" w:type="dxa"/>
             <w:tcBorders/>
           </w:tcPr>
           <w:p>
@@ -2397,7 +2397,7 @@
         </w:tc>
         <w:tc>
           <w:tcPr>
-            <w:tcW w:w="3024" w:type="dxa"/>
+            <w:tcW w:w="3135" w:type="dxa"/>
             <w:tcBorders/>
           </w:tcPr>
           <w:p>
@@ -2414,7 +2414,7 @@
         </w:tc>
         <w:tc>
           <w:tcPr>
-            <w:tcW w:w="3024" w:type="dxa"/>
+            <w:tcW w:w="3136" w:type="dxa"/>
             <w:tcBorders/>
           </w:tcPr>
           <w:p>
@@ -2471,14 +2471,14 @@
         </w:tblCellMar>
       </w:tblPr>
       <w:tblGrid>
-        <w:gridCol w:w="4535"/>
-        <w:gridCol w:w="4537"/>
+        <w:gridCol w:w="4702"/>
+        <w:gridCol w:w="4704"/>
       </w:tblGrid>
       <w:tr>
         <w:trPr/>
         <w:tc>
           <w:tcPr>
-            <w:tcW w:w="4535" w:type="dxa"/>
+            <w:tcW w:w="4702" w:type="dxa"/>
             <w:tcBorders/>
           </w:tcPr>
           <w:p>
@@ -2495,7 +2495,7 @@
         </w:tc>
         <w:tc>
           <w:tcPr>
-            <w:tcW w:w="4537" w:type="dxa"/>
+            <w:tcW w:w="4704" w:type="dxa"/>
             <w:tcBorders/>
           </w:tcPr>
           <w:p>
@@ -2515,7 +2515,7 @@
         <w:trPr/>
         <w:tc>
           <w:tcPr>
-            <w:tcW w:w="4535" w:type="dxa"/>
+            <w:tcW w:w="4702" w:type="dxa"/>
             <w:tcBorders/>
           </w:tcPr>
           <w:p>
@@ -2532,7 +2532,7 @@
         </w:tc>
         <w:tc>
           <w:tcPr>
-            <w:tcW w:w="4537" w:type="dxa"/>
+            <w:tcW w:w="4704" w:type="dxa"/>
             <w:tcBorders/>
           </w:tcPr>
           <w:p>
@@ -2552,7 +2552,7 @@
         <w:trPr/>
         <w:tc>
           <w:tcPr>
-            <w:tcW w:w="4535" w:type="dxa"/>
+            <w:tcW w:w="4702" w:type="dxa"/>
             <w:tcBorders/>
           </w:tcPr>
           <w:p>
@@ -2569,7 +2569,7 @@
         </w:tc>
         <w:tc>
           <w:tcPr>
-            <w:tcW w:w="4537" w:type="dxa"/>
+            <w:tcW w:w="4704" w:type="dxa"/>
             <w:tcBorders/>
           </w:tcPr>
           <w:p>
@@ -2589,7 +2589,7 @@
         <w:trPr/>
         <w:tc>
           <w:tcPr>
-            <w:tcW w:w="4535" w:type="dxa"/>
+            <w:tcW w:w="4702" w:type="dxa"/>
             <w:tcBorders/>
           </w:tcPr>
           <w:p>
@@ -2606,7 +2606,7 @@
         </w:tc>
         <w:tc>
           <w:tcPr>
-            <w:tcW w:w="4537" w:type="dxa"/>
+            <w:tcW w:w="4704" w:type="dxa"/>
             <w:tcBorders/>
           </w:tcPr>
           <w:p>
@@ -2640,7 +2640,7 @@
       <w:pPr>
         <w:pStyle w:val="BodyText"/>
         <w:bidi w:val="0"/>
-        <w:spacing w:lineRule="auto" w:line="360" w:before="0" w:after="120"/>
+        <w:spacing w:lineRule="auto" w:line="240" w:before="0" w:after="340"/>
         <w:jc w:val="both"/>
         <w:rPr/>
       </w:pPr>
@@ -2720,7 +2720,7 @@
       <w:pPr>
         <w:pStyle w:val="BodyText"/>
         <w:bidi w:val="0"/>
-        <w:spacing w:lineRule="auto" w:line="360" w:before="0" w:after="120"/>
+        <w:spacing w:lineRule="auto" w:line="240" w:before="0" w:after="340"/>
         <w:jc w:val="both"/>
         <w:rPr/>
       </w:pPr>
@@ -2800,7 +2800,7 @@
       <w:pPr>
         <w:pStyle w:val="BodyText"/>
         <w:bidi w:val="0"/>
-        <w:spacing w:lineRule="auto" w:line="360" w:before="0" w:after="120"/>
+        <w:spacing w:lineRule="auto" w:line="240" w:before="0" w:after="340"/>
         <w:jc w:val="both"/>
         <w:rPr/>
       </w:pPr>
@@ -2892,7 +2892,7 @@
       <w:pPr>
         <w:pStyle w:val="BodyText"/>
         <w:bidi w:val="0"/>
-        <w:spacing w:lineRule="auto" w:line="360" w:before="0" w:after="120"/>
+        <w:spacing w:lineRule="auto" w:line="240" w:before="0" w:after="340"/>
         <w:jc w:val="both"/>
         <w:rPr/>
       </w:pPr>
@@ -2905,7 +2905,7 @@
       <w:pPr>
         <w:pStyle w:val="BodyText"/>
         <w:bidi w:val="0"/>
-        <w:spacing w:lineRule="auto" w:line="360" w:before="0" w:after="120"/>
+        <w:spacing w:lineRule="auto" w:line="240" w:before="0" w:after="340"/>
         <w:jc w:val="both"/>
         <w:rPr/>
       </w:pPr>
@@ -2918,7 +2918,7 @@
       <w:pPr>
         <w:pStyle w:val="BodyText"/>
         <w:bidi w:val="0"/>
-        <w:spacing w:lineRule="auto" w:line="360" w:before="0" w:after="120"/>
+        <w:spacing w:lineRule="auto" w:line="240" w:before="0" w:after="340"/>
         <w:jc w:val="both"/>
         <w:rPr/>
       </w:pPr>
@@ -2943,7 +2943,7 @@
       <w:pPr>
         <w:pStyle w:val="BodyText"/>
         <w:bidi w:val="0"/>
-        <w:spacing w:lineRule="auto" w:line="360" w:before="0" w:after="120"/>
+        <w:spacing w:lineRule="auto" w:line="240" w:before="0" w:after="340"/>
         <w:jc w:val="both"/>
         <w:rPr/>
       </w:pPr>
@@ -2956,7 +2956,7 @@
       <w:pPr>
         <w:pStyle w:val="BodyText"/>
         <w:bidi w:val="0"/>
-        <w:spacing w:lineRule="auto" w:line="360" w:before="0" w:after="120"/>
+        <w:spacing w:lineRule="auto" w:line="240" w:before="0" w:after="340"/>
         <w:jc w:val="both"/>
         <w:rPr/>
       </w:pPr>
@@ -2969,7 +2969,7 @@
       <w:pPr>
         <w:pStyle w:val="BodyText"/>
         <w:bidi w:val="0"/>
-        <w:spacing w:lineRule="auto" w:line="360" w:before="0" w:after="120"/>
+        <w:spacing w:lineRule="auto" w:line="240" w:before="0" w:after="340"/>
         <w:jc w:val="both"/>
         <w:rPr/>
       </w:pPr>
@@ -2994,7 +2994,7 @@
       <w:pPr>
         <w:pStyle w:val="BodyText"/>
         <w:bidi w:val="0"/>
-        <w:spacing w:lineRule="auto" w:line="360" w:before="0" w:after="120"/>
+        <w:spacing w:lineRule="auto" w:line="240" w:before="0" w:after="340"/>
         <w:jc w:val="both"/>
         <w:rPr/>
       </w:pPr>
@@ -3007,7 +3007,7 @@
       <w:pPr>
         <w:pStyle w:val="BodyText"/>
         <w:bidi w:val="0"/>
-        <w:spacing w:lineRule="auto" w:line="360" w:before="0" w:after="120"/>
+        <w:spacing w:lineRule="auto" w:line="240" w:before="0" w:after="340"/>
         <w:jc w:val="both"/>
         <w:rPr/>
       </w:pPr>
@@ -3020,7 +3020,7 @@
       <w:pPr>
         <w:pStyle w:val="BodyText"/>
         <w:bidi w:val="0"/>
-        <w:spacing w:lineRule="auto" w:line="360" w:before="0" w:after="120"/>
+        <w:spacing w:lineRule="auto" w:line="240" w:before="0" w:after="340"/>
         <w:jc w:val="both"/>
         <w:rPr/>
       </w:pPr>
@@ -3033,7 +3033,7 @@
       <w:pPr>
         <w:pStyle w:val="BodyText"/>
         <w:bidi w:val="0"/>
-        <w:spacing w:lineRule="auto" w:line="360" w:before="0" w:after="120"/>
+        <w:spacing w:lineRule="auto" w:line="240" w:before="0" w:after="340"/>
         <w:jc w:val="both"/>
         <w:rPr/>
       </w:pPr>
@@ -3046,7 +3046,7 @@
       <w:pPr>
         <w:pStyle w:val="BodyText"/>
         <w:bidi w:val="0"/>
-        <w:spacing w:lineRule="auto" w:line="360" w:before="0" w:after="120"/>
+        <w:spacing w:lineRule="auto" w:line="240" w:before="0" w:after="340"/>
         <w:jc w:val="both"/>
         <w:rPr/>
       </w:pPr>
@@ -3059,7 +3059,7 @@
       <w:pPr>
         <w:pStyle w:val="BodyText"/>
         <w:bidi w:val="0"/>
-        <w:spacing w:lineRule="auto" w:line="360" w:before="0" w:after="120"/>
+        <w:spacing w:lineRule="auto" w:line="240" w:before="0" w:after="340"/>
         <w:jc w:val="both"/>
         <w:rPr/>
       </w:pPr>
@@ -3072,7 +3072,7 @@
       <w:pPr>
         <w:pStyle w:val="BodyText"/>
         <w:bidi w:val="0"/>
-        <w:spacing w:lineRule="auto" w:line="360" w:before="0" w:after="120"/>
+        <w:spacing w:lineRule="auto" w:line="240" w:before="0" w:after="340"/>
         <w:jc w:val="both"/>
         <w:rPr/>
       </w:pPr>
@@ -3085,7 +3085,7 @@
       <w:pPr>
         <w:pStyle w:val="BodyText"/>
         <w:bidi w:val="0"/>
-        <w:spacing w:lineRule="auto" w:line="360" w:before="0" w:after="120"/>
+        <w:spacing w:lineRule="auto" w:line="240" w:before="0" w:after="340"/>
         <w:jc w:val="both"/>
         <w:rPr/>
       </w:pPr>
@@ -3098,7 +3098,7 @@
       <w:pPr>
         <w:pStyle w:val="BodyText"/>
         <w:bidi w:val="0"/>
-        <w:spacing w:lineRule="auto" w:line="360" w:before="0" w:after="120"/>
+        <w:spacing w:lineRule="auto" w:line="240" w:before="0" w:after="340"/>
         <w:jc w:val="both"/>
         <w:rPr/>
       </w:pPr>
@@ -3111,7 +3111,7 @@
       <w:pPr>
         <w:pStyle w:val="BodyText"/>
         <w:bidi w:val="0"/>
-        <w:spacing w:lineRule="auto" w:line="360" w:before="0" w:after="120"/>
+        <w:spacing w:lineRule="auto" w:line="240" w:before="0" w:after="340"/>
         <w:jc w:val="both"/>
         <w:rPr/>
       </w:pPr>
@@ -3124,7 +3124,7 @@
       <w:pPr>
         <w:pStyle w:val="BodyText"/>
         <w:bidi w:val="0"/>
-        <w:spacing w:lineRule="auto" w:line="360" w:before="0" w:after="120"/>
+        <w:spacing w:lineRule="auto" w:line="240" w:before="0" w:after="340"/>
         <w:jc w:val="both"/>
         <w:rPr/>
       </w:pPr>
@@ -3137,7 +3137,7 @@
       <w:pPr>
         <w:pStyle w:val="BodyText"/>
         <w:bidi w:val="0"/>
-        <w:spacing w:lineRule="auto" w:line="360" w:before="0" w:after="120"/>
+        <w:spacing w:lineRule="auto" w:line="240" w:before="0" w:after="340"/>
         <w:jc w:val="both"/>
         <w:rPr/>
       </w:pPr>
@@ -3150,7 +3150,7 @@
       <w:pPr>
         <w:pStyle w:val="BodyText"/>
         <w:bidi w:val="0"/>
-        <w:spacing w:lineRule="auto" w:line="360" w:before="0" w:after="120"/>
+        <w:spacing w:lineRule="auto" w:line="240" w:before="0" w:after="340"/>
         <w:jc w:val="both"/>
         <w:rPr/>
       </w:pPr>
@@ -3163,7 +3163,7 @@
       <w:pPr>
         <w:pStyle w:val="BodyText"/>
         <w:bidi w:val="0"/>
-        <w:spacing w:lineRule="auto" w:line="360" w:before="0" w:after="120"/>
+        <w:spacing w:lineRule="auto" w:line="240" w:before="0" w:after="340"/>
         <w:jc w:val="both"/>
         <w:rPr/>
       </w:pPr>
@@ -3176,7 +3176,7 @@
       <w:pPr>
         <w:pStyle w:val="BodyText"/>
         <w:bidi w:val="0"/>
-        <w:spacing w:lineRule="auto" w:line="360" w:before="0" w:after="120"/>
+        <w:spacing w:lineRule="auto" w:line="240" w:before="0" w:after="340"/>
         <w:jc w:val="both"/>
         <w:rPr/>
       </w:pPr>
@@ -3189,7 +3189,7 @@
       <w:pPr>
         <w:pStyle w:val="BodyText"/>
         <w:bidi w:val="0"/>
-        <w:spacing w:lineRule="auto" w:line="360" w:before="0" w:after="120"/>
+        <w:spacing w:lineRule="auto" w:line="240" w:before="0" w:after="340"/>
         <w:jc w:val="both"/>
         <w:rPr/>
       </w:pPr>
@@ -3202,7 +3202,7 @@
       <w:pPr>
         <w:pStyle w:val="BodyText"/>
         <w:bidi w:val="0"/>
-        <w:spacing w:lineRule="auto" w:line="360" w:before="0" w:after="120"/>
+        <w:spacing w:lineRule="auto" w:line="240" w:before="0" w:after="340"/>
         <w:jc w:val="both"/>
         <w:rPr/>
       </w:pPr>
@@ -3215,7 +3215,7 @@
       <w:pPr>
         <w:pStyle w:val="BodyText"/>
         <w:bidi w:val="0"/>
-        <w:spacing w:lineRule="auto" w:line="360" w:before="0" w:after="120"/>
+        <w:spacing w:lineRule="auto" w:line="240" w:before="0" w:after="340"/>
         <w:jc w:val="both"/>
         <w:rPr/>
       </w:pPr>
@@ -3228,7 +3228,7 @@
       <w:pPr>
         <w:pStyle w:val="BodyText"/>
         <w:bidi w:val="0"/>
-        <w:spacing w:lineRule="auto" w:line="360" w:before="0" w:after="120"/>
+        <w:spacing w:lineRule="auto" w:line="240" w:before="0" w:after="340"/>
         <w:jc w:val="both"/>
         <w:rPr/>
       </w:pPr>
@@ -3241,7 +3241,7 @@
       <w:pPr>
         <w:pStyle w:val="BodyText"/>
         <w:bidi w:val="0"/>
-        <w:spacing w:lineRule="auto" w:line="360" w:before="0" w:after="120"/>
+        <w:spacing w:lineRule="auto" w:line="240" w:before="0" w:after="340"/>
         <w:jc w:val="both"/>
         <w:rPr/>
       </w:pPr>
@@ -3256,7 +3256,7 @@
         <w:numFmt w:val="decimal"/>
       </w:footnotePr>
       <w:type w:val="nextPage"/>
-      <w:pgSz w:w="11906" w:h="16838"/>
+      <w:pgSz w:w="12240" w:h="15840"/>
       <w:pgMar w:left="1417" w:right="1417" w:gutter="0" w:header="0" w:top="1417" w:footer="1417" w:bottom="1976"/>
       <w:pgNumType w:fmt="decimal"/>
       <w:formProt w:val="false"/>
@@ -3327,7 +3327,7 @@
     </w:r>
     <w:r>
       <w:rPr/>
-      <w:t>23</w:t>
+      <w:t>25</w:t>
     </w:r>
     <w:r>
       <w:rPr/>
@@ -3368,7 +3368,7 @@
       <w:pPr>
         <w:pStyle w:val="BodyText"/>
         <w:bidi w:val="0"/>
-        <w:spacing w:lineRule="auto" w:line="360" w:before="0" w:after="120"/>
+        <w:spacing w:lineRule="auto" w:line="240" w:before="0" w:after="340"/>
         <w:jc w:val="both"/>
         <w:rPr/>
       </w:pPr>
@@ -3389,7 +3389,7 @@
       <w:pPr>
         <w:pStyle w:val="BodyText"/>
         <w:bidi w:val="0"/>
-        <w:spacing w:lineRule="auto" w:line="360" w:before="0" w:after="120"/>
+        <w:spacing w:lineRule="auto" w:line="240" w:before="0" w:after="340"/>
         <w:jc w:val="both"/>
         <w:rPr/>
       </w:pPr>
@@ -3410,7 +3410,7 @@
       <w:pPr>
         <w:pStyle w:val="BodyText"/>
         <w:bidi w:val="0"/>
-        <w:spacing w:lineRule="auto" w:line="360" w:before="0" w:after="120"/>
+        <w:spacing w:lineRule="auto" w:line="240" w:before="0" w:after="340"/>
         <w:jc w:val="both"/>
         <w:rPr/>
       </w:pPr>
@@ -3689,11 +3689,11 @@
     <w:name w:val="Body Text"/>
     <w:basedOn w:val="Normal"/>
     <w:pPr>
-      <w:spacing w:lineRule="auto" w:line="360" w:before="0" w:after="120"/>
+      <w:spacing w:lineRule="auto" w:line="240" w:before="0" w:after="340"/>
       <w:jc w:val="both"/>
     </w:pPr>
     <w:rPr>
-      <w:rFonts w:ascii="Times New Roman" w:hAnsi="Times New Roman"/>
+      <w:rFonts w:ascii="Comic Sans MS" w:hAnsi="Comic Sans MS"/>
       <w:sz w:val="24"/>
     </w:rPr>
   </w:style>
